--- a/중국어_대화문/8부_docx/8부_04화_해임_조항.docx
+++ b/중국어_대화문/8부_docx/8부_04화_해임_조항.docx
@@ -2098,7 +2098,7 @@
         <w:t>沈知远:</w:t>
       </w:r>
       <w:r>
-        <w:t xml:space="preserve"> 对。这里面的每一发，都有我的名字。（把稿纸转向她）第一页，起草人利益声明：提出人是本项的第一个适用对象。这不是客气话。我现在在第一个任期的第三年，这一项，管我这两届里的每一天。</w:t>
+        <w:t xml:space="preserve"> 对。这里面的每一发，都有我的名字。（把稿纸转向她）第一页，起草人利益声明：提出人是本项的第一个适用对象。这不是客气话。我现在在第一个任期的第二年，这一项，管我这两届里的每一天。</w:t>
       </w:r>
     </w:p>
     <w:p>
@@ -2374,7 +2374,7 @@
         <w:t>程曦:</w:t>
       </w:r>
       <w:r>
-        <w:t xml:space="preserve"> （念）“第二款，审议。动议当日上公开台账，十二日内召开政治局扩大会议，公开讨论不少于两日。独立监督委员会前出具事由适当性意见，公开，无否决权。”</w:t>
+        <w:t xml:space="preserve"> （念）“第二款，审议。动议当日上公开台账，十二日内召开政治局扩大会议，公开讨论不少于两日。独立监督委员于会前出具事由适当性意见，公开，无否决权。”</w:t>
       </w:r>
     </w:p>
     <w:p>
